--- a/Team05_PyCraft_FILE_INDEX.docx
+++ b/Team05_PyCraft_FILE_INDEX.docx
@@ -72,7 +72,11 @@
         </w:rPr>
       </w:pPr>
       <w:r>
-        <w:rPr/>
+        <w:rPr>
+          <w:rFonts w:eastAsia="Times New Roman" w:cs="Times New Roman"/>
+          <w:sz w:val="21"/>
+          <w:szCs w:val="21"/>
+        </w:rPr>
       </w:r>
     </w:p>
     <w:tbl>
@@ -91,8 +95,8 @@
       <w:tblGrid>
         <w:gridCol w:w="450"/>
         <w:gridCol w:w="3800"/>
-        <w:gridCol w:w="1698"/>
-        <w:gridCol w:w="3690"/>
+        <w:gridCol w:w="1697"/>
+        <w:gridCol w:w="3691"/>
       </w:tblGrid>
       <w:tr>
         <w:trPr>
@@ -158,7 +162,7 @@
         </w:tc>
         <w:tc>
           <w:tcPr>
-            <w:tcW w:w="1698" w:type="dxa"/>
+            <w:tcW w:w="1697" w:type="dxa"/>
             <w:tcBorders>
               <w:top w:val="single" w:sz="4" w:space="0" w:color="B7C9CD"/>
               <w:start w:val="single" w:sz="4" w:space="0" w:color="B7C9CD"/>
@@ -187,7 +191,7 @@
         </w:tc>
         <w:tc>
           <w:tcPr>
-            <w:tcW w:w="3690" w:type="dxa"/>
+            <w:tcW w:w="3691" w:type="dxa"/>
             <w:tcBorders>
               <w:top w:val="single" w:sz="4" w:space="0" w:color="B7C9CD"/>
               <w:start w:val="single" w:sz="4" w:space="0" w:color="B7C9CD"/>
@@ -251,6 +255,7 @@
               <w:bottom w:val="single" w:sz="4" w:space="0" w:color="B7C9CD"/>
               <w:end w:val="single" w:sz="4" w:space="0" w:color="B7C9CD"/>
             </w:tcBorders>
+            <w:vAlign w:val="center"/>
           </w:tcPr>
           <w:p>
             <w:pPr>
@@ -274,17 +279,19 @@
         </w:tc>
         <w:tc>
           <w:tcPr>
-            <w:tcW w:w="1698" w:type="dxa"/>
-            <w:tcBorders>
-              <w:top w:val="single" w:sz="4" w:space="0" w:color="B7C9CD"/>
-              <w:start w:val="single" w:sz="4" w:space="0" w:color="B7C9CD"/>
-              <w:bottom w:val="single" w:sz="4" w:space="0" w:color="B7C9CD"/>
-              <w:end w:val="single" w:sz="4" w:space="0" w:color="B7C9CD"/>
-            </w:tcBorders>
-          </w:tcPr>
-          <w:p>
-            <w:pPr>
-              <w:pStyle w:val="Normal"/>
+            <w:tcW w:w="1697" w:type="dxa"/>
+            <w:tcBorders>
+              <w:top w:val="single" w:sz="4" w:space="0" w:color="B7C9CD"/>
+              <w:start w:val="single" w:sz="4" w:space="0" w:color="B7C9CD"/>
+              <w:bottom w:val="single" w:sz="4" w:space="0" w:color="B7C9CD"/>
+              <w:end w:val="single" w:sz="4" w:space="0" w:color="B7C9CD"/>
+            </w:tcBorders>
+            <w:vAlign w:val="center"/>
+          </w:tcPr>
+          <w:p>
+            <w:pPr>
+              <w:pStyle w:val="Normal"/>
+              <w:jc w:val="start"/>
               <w:rPr/>
             </w:pPr>
             <w:r>
@@ -299,7 +306,7 @@
         </w:tc>
         <w:tc>
           <w:tcPr>
-            <w:tcW w:w="3690" w:type="dxa"/>
+            <w:tcW w:w="3691" w:type="dxa"/>
             <w:tcBorders>
               <w:top w:val="single" w:sz="4" w:space="0" w:color="B7C9CD"/>
               <w:start w:val="single" w:sz="4" w:space="0" w:color="B7C9CD"/>
@@ -361,6 +368,7 @@
               <w:end w:val="single" w:sz="4" w:space="0" w:color="B7C9CD"/>
             </w:tcBorders>
             <w:shd w:color="auto" w:fill="EEF5F6" w:val="clear"/>
+            <w:vAlign w:val="center"/>
           </w:tcPr>
           <w:p>
             <w:pPr>
@@ -384,7 +392,7 @@
         </w:tc>
         <w:tc>
           <w:tcPr>
-            <w:tcW w:w="1698" w:type="dxa"/>
+            <w:tcW w:w="1697" w:type="dxa"/>
             <w:tcBorders>
               <w:top w:val="single" w:sz="4" w:space="0" w:color="B7C9CD"/>
               <w:start w:val="single" w:sz="4" w:space="0" w:color="B7C9CD"/>
@@ -392,10 +400,12 @@
               <w:end w:val="single" w:sz="4" w:space="0" w:color="B7C9CD"/>
             </w:tcBorders>
             <w:shd w:color="auto" w:fill="EEF5F6" w:val="clear"/>
-          </w:tcPr>
-          <w:p>
-            <w:pPr>
-              <w:pStyle w:val="Normal"/>
+            <w:vAlign w:val="center"/>
+          </w:tcPr>
+          <w:p>
+            <w:pPr>
+              <w:pStyle w:val="Normal"/>
+              <w:jc w:val="start"/>
               <w:rPr/>
             </w:pPr>
             <w:r>
@@ -410,7 +420,7 @@
         </w:tc>
         <w:tc>
           <w:tcPr>
-            <w:tcW w:w="3690" w:type="dxa"/>
+            <w:tcW w:w="3691" w:type="dxa"/>
             <w:tcBorders>
               <w:top w:val="single" w:sz="4" w:space="0" w:color="B7C9CD"/>
               <w:start w:val="single" w:sz="4" w:space="0" w:color="B7C9CD"/>
@@ -471,6 +481,7 @@
               <w:bottom w:val="single" w:sz="4" w:space="0" w:color="B7C9CD"/>
               <w:end w:val="single" w:sz="4" w:space="0" w:color="B7C9CD"/>
             </w:tcBorders>
+            <w:vAlign w:val="center"/>
           </w:tcPr>
           <w:p>
             <w:pPr>
@@ -494,17 +505,19 @@
         </w:tc>
         <w:tc>
           <w:tcPr>
-            <w:tcW w:w="1698" w:type="dxa"/>
-            <w:tcBorders>
-              <w:top w:val="single" w:sz="4" w:space="0" w:color="B7C9CD"/>
-              <w:start w:val="single" w:sz="4" w:space="0" w:color="B7C9CD"/>
-              <w:bottom w:val="single" w:sz="4" w:space="0" w:color="B7C9CD"/>
-              <w:end w:val="single" w:sz="4" w:space="0" w:color="B7C9CD"/>
-            </w:tcBorders>
-          </w:tcPr>
-          <w:p>
-            <w:pPr>
-              <w:pStyle w:val="Normal"/>
+            <w:tcW w:w="1697" w:type="dxa"/>
+            <w:tcBorders>
+              <w:top w:val="single" w:sz="4" w:space="0" w:color="B7C9CD"/>
+              <w:start w:val="single" w:sz="4" w:space="0" w:color="B7C9CD"/>
+              <w:bottom w:val="single" w:sz="4" w:space="0" w:color="B7C9CD"/>
+              <w:end w:val="single" w:sz="4" w:space="0" w:color="B7C9CD"/>
+            </w:tcBorders>
+            <w:vAlign w:val="center"/>
+          </w:tcPr>
+          <w:p>
+            <w:pPr>
+              <w:pStyle w:val="Normal"/>
+              <w:jc w:val="start"/>
               <w:rPr/>
             </w:pPr>
             <w:r>
@@ -519,7 +532,7 @@
         </w:tc>
         <w:tc>
           <w:tcPr>
-            <w:tcW w:w="3690" w:type="dxa"/>
+            <w:tcW w:w="3691" w:type="dxa"/>
             <w:tcBorders>
               <w:top w:val="single" w:sz="4" w:space="0" w:color="B7C9CD"/>
               <w:start w:val="single" w:sz="4" w:space="0" w:color="B7C9CD"/>
@@ -581,6 +594,7 @@
               <w:end w:val="single" w:sz="4" w:space="0" w:color="B7C9CD"/>
             </w:tcBorders>
             <w:shd w:color="auto" w:fill="EEF5F6" w:val="clear"/>
+            <w:vAlign w:val="center"/>
           </w:tcPr>
           <w:p>
             <w:pPr>
@@ -604,7 +618,7 @@
         </w:tc>
         <w:tc>
           <w:tcPr>
-            <w:tcW w:w="1698" w:type="dxa"/>
+            <w:tcW w:w="1697" w:type="dxa"/>
             <w:tcBorders>
               <w:top w:val="single" w:sz="4" w:space="0" w:color="B7C9CD"/>
               <w:start w:val="single" w:sz="4" w:space="0" w:color="B7C9CD"/>
@@ -612,10 +626,12 @@
               <w:end w:val="single" w:sz="4" w:space="0" w:color="B7C9CD"/>
             </w:tcBorders>
             <w:shd w:color="auto" w:fill="EEF5F6" w:val="clear"/>
-          </w:tcPr>
-          <w:p>
-            <w:pPr>
-              <w:pStyle w:val="Normal"/>
+            <w:vAlign w:val="center"/>
+          </w:tcPr>
+          <w:p>
+            <w:pPr>
+              <w:pStyle w:val="Normal"/>
+              <w:jc w:val="start"/>
               <w:rPr/>
             </w:pPr>
             <w:r>
@@ -630,7 +646,7 @@
         </w:tc>
         <w:tc>
           <w:tcPr>
-            <w:tcW w:w="3690" w:type="dxa"/>
+            <w:tcW w:w="3691" w:type="dxa"/>
             <w:tcBorders>
               <w:top w:val="single" w:sz="4" w:space="0" w:color="B7C9CD"/>
               <w:start w:val="single" w:sz="4" w:space="0" w:color="B7C9CD"/>
@@ -691,6 +707,7 @@
               <w:bottom w:val="single" w:sz="4" w:space="0" w:color="B7C9CD"/>
               <w:end w:val="single" w:sz="4" w:space="0" w:color="B7C9CD"/>
             </w:tcBorders>
+            <w:vAlign w:val="center"/>
           </w:tcPr>
           <w:p>
             <w:pPr>
@@ -714,17 +731,19 @@
         </w:tc>
         <w:tc>
           <w:tcPr>
-            <w:tcW w:w="1698" w:type="dxa"/>
-            <w:tcBorders>
-              <w:top w:val="single" w:sz="4" w:space="0" w:color="B7C9CD"/>
-              <w:start w:val="single" w:sz="4" w:space="0" w:color="B7C9CD"/>
-              <w:bottom w:val="single" w:sz="4" w:space="0" w:color="B7C9CD"/>
-              <w:end w:val="single" w:sz="4" w:space="0" w:color="B7C9CD"/>
-            </w:tcBorders>
-          </w:tcPr>
-          <w:p>
-            <w:pPr>
-              <w:pStyle w:val="Normal"/>
+            <w:tcW w:w="1697" w:type="dxa"/>
+            <w:tcBorders>
+              <w:top w:val="single" w:sz="4" w:space="0" w:color="B7C9CD"/>
+              <w:start w:val="single" w:sz="4" w:space="0" w:color="B7C9CD"/>
+              <w:bottom w:val="single" w:sz="4" w:space="0" w:color="B7C9CD"/>
+              <w:end w:val="single" w:sz="4" w:space="0" w:color="B7C9CD"/>
+            </w:tcBorders>
+            <w:vAlign w:val="center"/>
+          </w:tcPr>
+          <w:p>
+            <w:pPr>
+              <w:pStyle w:val="Normal"/>
+              <w:jc w:val="start"/>
               <w:rPr/>
             </w:pPr>
             <w:r>
@@ -739,7 +758,7 @@
         </w:tc>
         <w:tc>
           <w:tcPr>
-            <w:tcW w:w="3690" w:type="dxa"/>
+            <w:tcW w:w="3691" w:type="dxa"/>
             <w:tcBorders>
               <w:top w:val="single" w:sz="4" w:space="0" w:color="B7C9CD"/>
               <w:start w:val="single" w:sz="4" w:space="0" w:color="B7C9CD"/>
@@ -858,8 +877,8 @@
         </w:tblCellMar>
       </w:tblPr>
       <w:tblGrid>
-        <w:gridCol w:w="3648"/>
-        <w:gridCol w:w="5990"/>
+        <w:gridCol w:w="3647"/>
+        <w:gridCol w:w="5991"/>
       </w:tblGrid>
       <w:tr>
         <w:trPr>
@@ -867,7 +886,7 @@
         </w:trPr>
         <w:tc>
           <w:tcPr>
-            <w:tcW w:w="3648" w:type="dxa"/>
+            <w:tcW w:w="3647" w:type="dxa"/>
             <w:tcBorders>
               <w:top w:val="single" w:sz="4" w:space="0" w:color="B7C9CD"/>
               <w:start w:val="single" w:sz="4" w:space="0" w:color="B7C9CD"/>
@@ -896,7 +915,7 @@
         </w:tc>
         <w:tc>
           <w:tcPr>
-            <w:tcW w:w="5990" w:type="dxa"/>
+            <w:tcW w:w="5991" w:type="dxa"/>
             <w:tcBorders>
               <w:top w:val="single" w:sz="4" w:space="0" w:color="B7C9CD"/>
               <w:start w:val="single" w:sz="4" w:space="0" w:color="B7C9CD"/>
@@ -928,13 +947,14 @@
         <w:trPr/>
         <w:tc>
           <w:tcPr>
-            <w:tcW w:w="3648" w:type="dxa"/>
-            <w:tcBorders>
-              <w:top w:val="single" w:sz="4" w:space="0" w:color="B7C9CD"/>
-              <w:start w:val="single" w:sz="4" w:space="0" w:color="B7C9CD"/>
-              <w:bottom w:val="single" w:sz="4" w:space="0" w:color="B7C9CD"/>
-              <w:end w:val="single" w:sz="4" w:space="0" w:color="B7C9CD"/>
-            </w:tcBorders>
+            <w:tcW w:w="3647" w:type="dxa"/>
+            <w:tcBorders>
+              <w:top w:val="single" w:sz="4" w:space="0" w:color="B7C9CD"/>
+              <w:start w:val="single" w:sz="4" w:space="0" w:color="B7C9CD"/>
+              <w:bottom w:val="single" w:sz="4" w:space="0" w:color="B7C9CD"/>
+              <w:end w:val="single" w:sz="4" w:space="0" w:color="B7C9CD"/>
+            </w:tcBorders>
+            <w:vAlign w:val="center"/>
           </w:tcPr>
           <w:p>
             <w:pPr>
@@ -953,7 +973,7 @@
         </w:tc>
         <w:tc>
           <w:tcPr>
-            <w:tcW w:w="5990" w:type="dxa"/>
+            <w:tcW w:w="5991" w:type="dxa"/>
             <w:tcBorders>
               <w:top w:val="single" w:sz="4" w:space="0" w:color="B7C9CD"/>
               <w:start w:val="single" w:sz="4" w:space="0" w:color="B7C9CD"/>
@@ -981,7 +1001,7 @@
         <w:trPr/>
         <w:tc>
           <w:tcPr>
-            <w:tcW w:w="3648" w:type="dxa"/>
+            <w:tcW w:w="3647" w:type="dxa"/>
             <w:tcBorders>
               <w:top w:val="single" w:sz="4" w:space="0" w:color="B7C9CD"/>
               <w:start w:val="single" w:sz="4" w:space="0" w:color="B7C9CD"/>
@@ -989,6 +1009,7 @@
               <w:end w:val="single" w:sz="4" w:space="0" w:color="B7C9CD"/>
             </w:tcBorders>
             <w:shd w:color="auto" w:fill="EEF5F6" w:val="clear"/>
+            <w:vAlign w:val="center"/>
           </w:tcPr>
           <w:p>
             <w:pPr>
@@ -1007,7 +1028,7 @@
         </w:tc>
         <w:tc>
           <w:tcPr>
-            <w:tcW w:w="5990" w:type="dxa"/>
+            <w:tcW w:w="5991" w:type="dxa"/>
             <w:tcBorders>
               <w:top w:val="single" w:sz="4" w:space="0" w:color="B7C9CD"/>
               <w:start w:val="single" w:sz="4" w:space="0" w:color="B7C9CD"/>
@@ -1036,13 +1057,14 @@
         <w:trPr/>
         <w:tc>
           <w:tcPr>
-            <w:tcW w:w="3648" w:type="dxa"/>
-            <w:tcBorders>
-              <w:top w:val="single" w:sz="4" w:space="0" w:color="B7C9CD"/>
-              <w:start w:val="single" w:sz="4" w:space="0" w:color="B7C9CD"/>
-              <w:bottom w:val="single" w:sz="4" w:space="0" w:color="B7C9CD"/>
-              <w:end w:val="single" w:sz="4" w:space="0" w:color="B7C9CD"/>
-            </w:tcBorders>
+            <w:tcW w:w="3647" w:type="dxa"/>
+            <w:tcBorders>
+              <w:top w:val="single" w:sz="4" w:space="0" w:color="B7C9CD"/>
+              <w:start w:val="single" w:sz="4" w:space="0" w:color="B7C9CD"/>
+              <w:bottom w:val="single" w:sz="4" w:space="0" w:color="B7C9CD"/>
+              <w:end w:val="single" w:sz="4" w:space="0" w:color="B7C9CD"/>
+            </w:tcBorders>
+            <w:vAlign w:val="center"/>
           </w:tcPr>
           <w:p>
             <w:pPr>
@@ -1061,7 +1083,7 @@
         </w:tc>
         <w:tc>
           <w:tcPr>
-            <w:tcW w:w="5990" w:type="dxa"/>
+            <w:tcW w:w="5991" w:type="dxa"/>
             <w:tcBorders>
               <w:top w:val="single" w:sz="4" w:space="0" w:color="B7C9CD"/>
               <w:start w:val="single" w:sz="4" w:space="0" w:color="B7C9CD"/>
@@ -1089,7 +1111,7 @@
         <w:trPr/>
         <w:tc>
           <w:tcPr>
-            <w:tcW w:w="3648" w:type="dxa"/>
+            <w:tcW w:w="3647" w:type="dxa"/>
             <w:tcBorders>
               <w:top w:val="single" w:sz="4" w:space="0" w:color="B7C9CD"/>
               <w:start w:val="single" w:sz="4" w:space="0" w:color="B7C9CD"/>
@@ -1097,6 +1119,7 @@
               <w:end w:val="single" w:sz="4" w:space="0" w:color="B7C9CD"/>
             </w:tcBorders>
             <w:shd w:color="auto" w:fill="EEF5F6" w:val="clear"/>
+            <w:vAlign w:val="center"/>
           </w:tcPr>
           <w:p>
             <w:pPr>
@@ -1115,7 +1138,7 @@
         </w:tc>
         <w:tc>
           <w:tcPr>
-            <w:tcW w:w="5990" w:type="dxa"/>
+            <w:tcW w:w="5991" w:type="dxa"/>
             <w:tcBorders>
               <w:top w:val="single" w:sz="4" w:space="0" w:color="B7C9CD"/>
               <w:start w:val="single" w:sz="4" w:space="0" w:color="B7C9CD"/>
@@ -1144,13 +1167,14 @@
         <w:trPr/>
         <w:tc>
           <w:tcPr>
-            <w:tcW w:w="3648" w:type="dxa"/>
-            <w:tcBorders>
-              <w:top w:val="single" w:sz="4" w:space="0" w:color="B7C9CD"/>
-              <w:start w:val="single" w:sz="4" w:space="0" w:color="B7C9CD"/>
-              <w:bottom w:val="single" w:sz="4" w:space="0" w:color="B7C9CD"/>
-              <w:end w:val="single" w:sz="4" w:space="0" w:color="B7C9CD"/>
-            </w:tcBorders>
+            <w:tcW w:w="3647" w:type="dxa"/>
+            <w:tcBorders>
+              <w:top w:val="single" w:sz="4" w:space="0" w:color="B7C9CD"/>
+              <w:start w:val="single" w:sz="4" w:space="0" w:color="B7C9CD"/>
+              <w:bottom w:val="single" w:sz="4" w:space="0" w:color="B7C9CD"/>
+              <w:end w:val="single" w:sz="4" w:space="0" w:color="B7C9CD"/>
+            </w:tcBorders>
+            <w:vAlign w:val="center"/>
           </w:tcPr>
           <w:p>
             <w:pPr>
@@ -1169,7 +1193,7 @@
         </w:tc>
         <w:tc>
           <w:tcPr>
-            <w:tcW w:w="5990" w:type="dxa"/>
+            <w:tcW w:w="5991" w:type="dxa"/>
             <w:tcBorders>
               <w:top w:val="single" w:sz="4" w:space="0" w:color="B7C9CD"/>
               <w:start w:val="single" w:sz="4" w:space="0" w:color="B7C9CD"/>
@@ -1197,7 +1221,7 @@
         <w:trPr/>
         <w:tc>
           <w:tcPr>
-            <w:tcW w:w="3648" w:type="dxa"/>
+            <w:tcW w:w="3647" w:type="dxa"/>
             <w:tcBorders>
               <w:top w:val="single" w:sz="4" w:space="0" w:color="B7C9CD"/>
               <w:start w:val="single" w:sz="4" w:space="0" w:color="B7C9CD"/>
@@ -1205,6 +1229,7 @@
               <w:end w:val="single" w:sz="4" w:space="0" w:color="B7C9CD"/>
             </w:tcBorders>
             <w:shd w:color="auto" w:fill="EEF5F6" w:val="clear"/>
+            <w:vAlign w:val="center"/>
           </w:tcPr>
           <w:p>
             <w:pPr>
@@ -1223,7 +1248,7 @@
         </w:tc>
         <w:tc>
           <w:tcPr>
-            <w:tcW w:w="5990" w:type="dxa"/>
+            <w:tcW w:w="5991" w:type="dxa"/>
             <w:tcBorders>
               <w:top w:val="single" w:sz="4" w:space="0" w:color="B7C9CD"/>
               <w:start w:val="single" w:sz="4" w:space="0" w:color="B7C9CD"/>
@@ -1252,13 +1277,14 @@
         <w:trPr/>
         <w:tc>
           <w:tcPr>
-            <w:tcW w:w="3648" w:type="dxa"/>
-            <w:tcBorders>
-              <w:top w:val="single" w:sz="4" w:space="0" w:color="B7C9CD"/>
-              <w:start w:val="single" w:sz="4" w:space="0" w:color="B7C9CD"/>
-              <w:bottom w:val="single" w:sz="4" w:space="0" w:color="B7C9CD"/>
-              <w:end w:val="single" w:sz="4" w:space="0" w:color="B7C9CD"/>
-            </w:tcBorders>
+            <w:tcW w:w="3647" w:type="dxa"/>
+            <w:tcBorders>
+              <w:top w:val="single" w:sz="4" w:space="0" w:color="B7C9CD"/>
+              <w:start w:val="single" w:sz="4" w:space="0" w:color="B7C9CD"/>
+              <w:bottom w:val="single" w:sz="4" w:space="0" w:color="B7C9CD"/>
+              <w:end w:val="single" w:sz="4" w:space="0" w:color="B7C9CD"/>
+            </w:tcBorders>
+            <w:vAlign w:val="center"/>
           </w:tcPr>
           <w:p>
             <w:pPr>
@@ -1277,7 +1303,7 @@
         </w:tc>
         <w:tc>
           <w:tcPr>
-            <w:tcW w:w="5990" w:type="dxa"/>
+            <w:tcW w:w="5991" w:type="dxa"/>
             <w:tcBorders>
               <w:top w:val="single" w:sz="4" w:space="0" w:color="B7C9CD"/>
               <w:start w:val="single" w:sz="4" w:space="0" w:color="B7C9CD"/>
@@ -1408,8 +1434,8 @@
         </w:tblCellMar>
       </w:tblPr>
       <w:tblGrid>
-        <w:gridCol w:w="3648"/>
-        <w:gridCol w:w="5990"/>
+        <w:gridCol w:w="3647"/>
+        <w:gridCol w:w="5991"/>
       </w:tblGrid>
       <w:tr>
         <w:trPr>
@@ -1417,7 +1443,7 @@
         </w:trPr>
         <w:tc>
           <w:tcPr>
-            <w:tcW w:w="3648" w:type="dxa"/>
+            <w:tcW w:w="3647" w:type="dxa"/>
             <w:tcBorders>
               <w:top w:val="single" w:sz="4" w:space="0" w:color="B7C9CD"/>
               <w:start w:val="single" w:sz="4" w:space="0" w:color="B7C9CD"/>
@@ -1446,7 +1472,7 @@
         </w:tc>
         <w:tc>
           <w:tcPr>
-            <w:tcW w:w="5990" w:type="dxa"/>
+            <w:tcW w:w="5991" w:type="dxa"/>
             <w:tcBorders>
               <w:top w:val="single" w:sz="4" w:space="0" w:color="B7C9CD"/>
               <w:start w:val="single" w:sz="4" w:space="0" w:color="B7C9CD"/>
@@ -1478,13 +1504,14 @@
         <w:trPr/>
         <w:tc>
           <w:tcPr>
-            <w:tcW w:w="3648" w:type="dxa"/>
-            <w:tcBorders>
-              <w:top w:val="single" w:sz="4" w:space="0" w:color="B7C9CD"/>
-              <w:start w:val="single" w:sz="4" w:space="0" w:color="B7C9CD"/>
-              <w:bottom w:val="single" w:sz="4" w:space="0" w:color="B7C9CD"/>
-              <w:end w:val="single" w:sz="4" w:space="0" w:color="B7C9CD"/>
-            </w:tcBorders>
+            <w:tcW w:w="3647" w:type="dxa"/>
+            <w:tcBorders>
+              <w:top w:val="single" w:sz="4" w:space="0" w:color="B7C9CD"/>
+              <w:start w:val="single" w:sz="4" w:space="0" w:color="B7C9CD"/>
+              <w:bottom w:val="single" w:sz="4" w:space="0" w:color="B7C9CD"/>
+              <w:end w:val="single" w:sz="4" w:space="0" w:color="B7C9CD"/>
+            </w:tcBorders>
+            <w:vAlign w:val="center"/>
           </w:tcPr>
           <w:p>
             <w:pPr>
@@ -1503,7 +1530,7 @@
         </w:tc>
         <w:tc>
           <w:tcPr>
-            <w:tcW w:w="5990" w:type="dxa"/>
+            <w:tcW w:w="5991" w:type="dxa"/>
             <w:tcBorders>
               <w:top w:val="single" w:sz="4" w:space="0" w:color="B7C9CD"/>
               <w:start w:val="single" w:sz="4" w:space="0" w:color="B7C9CD"/>
@@ -1531,7 +1558,7 @@
         <w:trPr/>
         <w:tc>
           <w:tcPr>
-            <w:tcW w:w="3648" w:type="dxa"/>
+            <w:tcW w:w="3647" w:type="dxa"/>
             <w:tcBorders>
               <w:top w:val="single" w:sz="4" w:space="0" w:color="B7C9CD"/>
               <w:start w:val="single" w:sz="4" w:space="0" w:color="B7C9CD"/>
@@ -1539,6 +1566,7 @@
               <w:end w:val="single" w:sz="4" w:space="0" w:color="B7C9CD"/>
             </w:tcBorders>
             <w:shd w:color="auto" w:fill="EEF5F6" w:val="clear"/>
+            <w:vAlign w:val="center"/>
           </w:tcPr>
           <w:p>
             <w:pPr>
@@ -1557,7 +1585,7 @@
         </w:tc>
         <w:tc>
           <w:tcPr>
-            <w:tcW w:w="5990" w:type="dxa"/>
+            <w:tcW w:w="5991" w:type="dxa"/>
             <w:tcBorders>
               <w:top w:val="single" w:sz="4" w:space="0" w:color="B7C9CD"/>
               <w:start w:val="single" w:sz="4" w:space="0" w:color="B7C9CD"/>
@@ -1586,13 +1614,14 @@
         <w:trPr/>
         <w:tc>
           <w:tcPr>
-            <w:tcW w:w="3648" w:type="dxa"/>
-            <w:tcBorders>
-              <w:top w:val="single" w:sz="4" w:space="0" w:color="B7C9CD"/>
-              <w:start w:val="single" w:sz="4" w:space="0" w:color="B7C9CD"/>
-              <w:bottom w:val="single" w:sz="4" w:space="0" w:color="B7C9CD"/>
-              <w:end w:val="single" w:sz="4" w:space="0" w:color="B7C9CD"/>
-            </w:tcBorders>
+            <w:tcW w:w="3647" w:type="dxa"/>
+            <w:tcBorders>
+              <w:top w:val="single" w:sz="4" w:space="0" w:color="B7C9CD"/>
+              <w:start w:val="single" w:sz="4" w:space="0" w:color="B7C9CD"/>
+              <w:bottom w:val="single" w:sz="4" w:space="0" w:color="B7C9CD"/>
+              <w:end w:val="single" w:sz="4" w:space="0" w:color="B7C9CD"/>
+            </w:tcBorders>
+            <w:vAlign w:val="center"/>
           </w:tcPr>
           <w:p>
             <w:pPr>
@@ -1611,7 +1640,7 @@
         </w:tc>
         <w:tc>
           <w:tcPr>
-            <w:tcW w:w="5990" w:type="dxa"/>
+            <w:tcW w:w="5991" w:type="dxa"/>
             <w:tcBorders>
               <w:top w:val="single" w:sz="4" w:space="0" w:color="B7C9CD"/>
               <w:start w:val="single" w:sz="4" w:space="0" w:color="B7C9CD"/>
@@ -1639,7 +1668,7 @@
         <w:trPr/>
         <w:tc>
           <w:tcPr>
-            <w:tcW w:w="3648" w:type="dxa"/>
+            <w:tcW w:w="3647" w:type="dxa"/>
             <w:tcBorders>
               <w:top w:val="single" w:sz="4" w:space="0" w:color="B7C9CD"/>
               <w:start w:val="single" w:sz="4" w:space="0" w:color="B7C9CD"/>
@@ -1647,6 +1676,7 @@
               <w:end w:val="single" w:sz="4" w:space="0" w:color="B7C9CD"/>
             </w:tcBorders>
             <w:shd w:color="auto" w:fill="EEF5F6" w:val="clear"/>
+            <w:vAlign w:val="center"/>
           </w:tcPr>
           <w:p>
             <w:pPr>
@@ -1665,7 +1695,7 @@
         </w:tc>
         <w:tc>
           <w:tcPr>
-            <w:tcW w:w="5990" w:type="dxa"/>
+            <w:tcW w:w="5991" w:type="dxa"/>
             <w:tcBorders>
               <w:top w:val="single" w:sz="4" w:space="0" w:color="B7C9CD"/>
               <w:start w:val="single" w:sz="4" w:space="0" w:color="B7C9CD"/>
@@ -1694,13 +1724,14 @@
         <w:trPr/>
         <w:tc>
           <w:tcPr>
-            <w:tcW w:w="3648" w:type="dxa"/>
-            <w:tcBorders>
-              <w:top w:val="single" w:sz="4" w:space="0" w:color="B7C9CD"/>
-              <w:start w:val="single" w:sz="4" w:space="0" w:color="B7C9CD"/>
-              <w:bottom w:val="single" w:sz="4" w:space="0" w:color="B7C9CD"/>
-              <w:end w:val="single" w:sz="4" w:space="0" w:color="B7C9CD"/>
-            </w:tcBorders>
+            <w:tcW w:w="3647" w:type="dxa"/>
+            <w:tcBorders>
+              <w:top w:val="single" w:sz="4" w:space="0" w:color="B7C9CD"/>
+              <w:start w:val="single" w:sz="4" w:space="0" w:color="B7C9CD"/>
+              <w:bottom w:val="single" w:sz="4" w:space="0" w:color="B7C9CD"/>
+              <w:end w:val="single" w:sz="4" w:space="0" w:color="B7C9CD"/>
+            </w:tcBorders>
+            <w:vAlign w:val="center"/>
           </w:tcPr>
           <w:p>
             <w:pPr>
@@ -1719,7 +1750,7 @@
         </w:tc>
         <w:tc>
           <w:tcPr>
-            <w:tcW w:w="5990" w:type="dxa"/>
+            <w:tcW w:w="5991" w:type="dxa"/>
             <w:tcBorders>
               <w:top w:val="single" w:sz="4" w:space="0" w:color="B7C9CD"/>
               <w:start w:val="single" w:sz="4" w:space="0" w:color="B7C9CD"/>
@@ -1747,7 +1778,7 @@
         <w:trPr/>
         <w:tc>
           <w:tcPr>
-            <w:tcW w:w="3648" w:type="dxa"/>
+            <w:tcW w:w="3647" w:type="dxa"/>
             <w:tcBorders>
               <w:top w:val="single" w:sz="4" w:space="0" w:color="B7C9CD"/>
               <w:start w:val="single" w:sz="4" w:space="0" w:color="B7C9CD"/>
@@ -1755,6 +1786,7 @@
               <w:end w:val="single" w:sz="4" w:space="0" w:color="B7C9CD"/>
             </w:tcBorders>
             <w:shd w:color="auto" w:fill="EEF5F6" w:val="clear"/>
+            <w:vAlign w:val="center"/>
           </w:tcPr>
           <w:p>
             <w:pPr>
@@ -1773,7 +1805,7 @@
         </w:tc>
         <w:tc>
           <w:tcPr>
-            <w:tcW w:w="5990" w:type="dxa"/>
+            <w:tcW w:w="5991" w:type="dxa"/>
             <w:tcBorders>
               <w:top w:val="single" w:sz="4" w:space="0" w:color="B7C9CD"/>
               <w:start w:val="single" w:sz="4" w:space="0" w:color="B7C9CD"/>
@@ -1802,13 +1834,14 @@
         <w:trPr/>
         <w:tc>
           <w:tcPr>
-            <w:tcW w:w="3648" w:type="dxa"/>
-            <w:tcBorders>
-              <w:top w:val="single" w:sz="4" w:space="0" w:color="B7C9CD"/>
-              <w:start w:val="single" w:sz="4" w:space="0" w:color="B7C9CD"/>
-              <w:bottom w:val="single" w:sz="4" w:space="0" w:color="B7C9CD"/>
-              <w:end w:val="single" w:sz="4" w:space="0" w:color="B7C9CD"/>
-            </w:tcBorders>
+            <w:tcW w:w="3647" w:type="dxa"/>
+            <w:tcBorders>
+              <w:top w:val="single" w:sz="4" w:space="0" w:color="B7C9CD"/>
+              <w:start w:val="single" w:sz="4" w:space="0" w:color="B7C9CD"/>
+              <w:bottom w:val="single" w:sz="4" w:space="0" w:color="B7C9CD"/>
+              <w:end w:val="single" w:sz="4" w:space="0" w:color="B7C9CD"/>
+            </w:tcBorders>
+            <w:vAlign w:val="center"/>
           </w:tcPr>
           <w:p>
             <w:pPr>
@@ -1827,7 +1860,7 @@
         </w:tc>
         <w:tc>
           <w:tcPr>
-            <w:tcW w:w="5990" w:type="dxa"/>
+            <w:tcW w:w="5991" w:type="dxa"/>
             <w:tcBorders>
               <w:top w:val="single" w:sz="4" w:space="0" w:color="B7C9CD"/>
               <w:start w:val="single" w:sz="4" w:space="0" w:color="B7C9CD"/>
@@ -1855,7 +1888,7 @@
         <w:trPr/>
         <w:tc>
           <w:tcPr>
-            <w:tcW w:w="3648" w:type="dxa"/>
+            <w:tcW w:w="3647" w:type="dxa"/>
             <w:tcBorders>
               <w:top w:val="single" w:sz="4" w:space="0" w:color="B7C9CD"/>
               <w:start w:val="single" w:sz="4" w:space="0" w:color="B7C9CD"/>
@@ -1863,6 +1896,7 @@
               <w:end w:val="single" w:sz="4" w:space="0" w:color="B7C9CD"/>
             </w:tcBorders>
             <w:shd w:color="auto" w:fill="EEF5F6" w:val="clear"/>
+            <w:vAlign w:val="center"/>
           </w:tcPr>
           <w:p>
             <w:pPr>
@@ -1883,7 +1917,7 @@
         </w:tc>
         <w:tc>
           <w:tcPr>
-            <w:tcW w:w="5990" w:type="dxa"/>
+            <w:tcW w:w="5991" w:type="dxa"/>
             <w:tcBorders>
               <w:top w:val="single" w:sz="4" w:space="0" w:color="B7C9CD"/>
               <w:start w:val="single" w:sz="4" w:space="0" w:color="B7C9CD"/>
@@ -1961,8 +1995,8 @@
         </w:tblCellMar>
       </w:tblPr>
       <w:tblGrid>
-        <w:gridCol w:w="3648"/>
-        <w:gridCol w:w="5990"/>
+        <w:gridCol w:w="3647"/>
+        <w:gridCol w:w="5991"/>
       </w:tblGrid>
       <w:tr>
         <w:trPr>
@@ -1970,7 +2004,7 @@
         </w:trPr>
         <w:tc>
           <w:tcPr>
-            <w:tcW w:w="3648" w:type="dxa"/>
+            <w:tcW w:w="3647" w:type="dxa"/>
             <w:tcBorders>
               <w:top w:val="single" w:sz="4" w:space="0" w:color="B7C9CD"/>
               <w:start w:val="single" w:sz="4" w:space="0" w:color="B7C9CD"/>
@@ -1999,7 +2033,7 @@
         </w:tc>
         <w:tc>
           <w:tcPr>
-            <w:tcW w:w="5990" w:type="dxa"/>
+            <w:tcW w:w="5991" w:type="dxa"/>
             <w:tcBorders>
               <w:top w:val="single" w:sz="4" w:space="0" w:color="B7C9CD"/>
               <w:start w:val="single" w:sz="4" w:space="0" w:color="B7C9CD"/>
@@ -2031,13 +2065,14 @@
         <w:trPr/>
         <w:tc>
           <w:tcPr>
-            <w:tcW w:w="3648" w:type="dxa"/>
-            <w:tcBorders>
-              <w:top w:val="single" w:sz="4" w:space="0" w:color="B7C9CD"/>
-              <w:start w:val="single" w:sz="4" w:space="0" w:color="B7C9CD"/>
-              <w:bottom w:val="single" w:sz="4" w:space="0" w:color="B7C9CD"/>
-              <w:end w:val="single" w:sz="4" w:space="0" w:color="B7C9CD"/>
-            </w:tcBorders>
+            <w:tcW w:w="3647" w:type="dxa"/>
+            <w:tcBorders>
+              <w:top w:val="single" w:sz="4" w:space="0" w:color="B7C9CD"/>
+              <w:start w:val="single" w:sz="4" w:space="0" w:color="B7C9CD"/>
+              <w:bottom w:val="single" w:sz="4" w:space="0" w:color="B7C9CD"/>
+              <w:end w:val="single" w:sz="4" w:space="0" w:color="B7C9CD"/>
+            </w:tcBorders>
+            <w:vAlign w:val="center"/>
           </w:tcPr>
           <w:p>
             <w:pPr>
@@ -2061,7 +2096,7 @@
         </w:tc>
         <w:tc>
           <w:tcPr>
-            <w:tcW w:w="5990" w:type="dxa"/>
+            <w:tcW w:w="5991" w:type="dxa"/>
             <w:tcBorders>
               <w:top w:val="single" w:sz="4" w:space="0" w:color="B7C9CD"/>
               <w:start w:val="single" w:sz="4" w:space="0" w:color="B7C9CD"/>
@@ -2089,7 +2124,7 @@
         <w:trPr/>
         <w:tc>
           <w:tcPr>
-            <w:tcW w:w="3648" w:type="dxa"/>
+            <w:tcW w:w="3647" w:type="dxa"/>
             <w:tcBorders>
               <w:top w:val="single" w:sz="4" w:space="0" w:color="B7C9CD"/>
               <w:start w:val="single" w:sz="4" w:space="0" w:color="B7C9CD"/>
@@ -2097,6 +2132,7 @@
               <w:end w:val="single" w:sz="4" w:space="0" w:color="B7C9CD"/>
             </w:tcBorders>
             <w:shd w:color="auto" w:fill="EEF5F6" w:val="clear"/>
+            <w:vAlign w:val="center"/>
           </w:tcPr>
           <w:p>
             <w:pPr>
@@ -2115,7 +2151,7 @@
         </w:tc>
         <w:tc>
           <w:tcPr>
-            <w:tcW w:w="5990" w:type="dxa"/>
+            <w:tcW w:w="5991" w:type="dxa"/>
             <w:tcBorders>
               <w:top w:val="single" w:sz="4" w:space="0" w:color="B7C9CD"/>
               <w:start w:val="single" w:sz="4" w:space="0" w:color="B7C9CD"/>
@@ -2144,13 +2180,14 @@
         <w:trPr/>
         <w:tc>
           <w:tcPr>
-            <w:tcW w:w="3648" w:type="dxa"/>
-            <w:tcBorders>
-              <w:top w:val="single" w:sz="4" w:space="0" w:color="B7C9CD"/>
-              <w:start w:val="single" w:sz="4" w:space="0" w:color="B7C9CD"/>
-              <w:bottom w:val="single" w:sz="4" w:space="0" w:color="B7C9CD"/>
-              <w:end w:val="single" w:sz="4" w:space="0" w:color="B7C9CD"/>
-            </w:tcBorders>
+            <w:tcW w:w="3647" w:type="dxa"/>
+            <w:tcBorders>
+              <w:top w:val="single" w:sz="4" w:space="0" w:color="B7C9CD"/>
+              <w:start w:val="single" w:sz="4" w:space="0" w:color="B7C9CD"/>
+              <w:bottom w:val="single" w:sz="4" w:space="0" w:color="B7C9CD"/>
+              <w:end w:val="single" w:sz="4" w:space="0" w:color="B7C9CD"/>
+            </w:tcBorders>
+            <w:vAlign w:val="center"/>
           </w:tcPr>
           <w:p>
             <w:pPr>
@@ -2169,7 +2206,7 @@
         </w:tc>
         <w:tc>
           <w:tcPr>
-            <w:tcW w:w="5990" w:type="dxa"/>
+            <w:tcW w:w="5991" w:type="dxa"/>
             <w:tcBorders>
               <w:top w:val="single" w:sz="4" w:space="0" w:color="B7C9CD"/>
               <w:start w:val="single" w:sz="4" w:space="0" w:color="B7C9CD"/>
@@ -2524,8 +2561,8 @@
       <w:u w:val="single"/>
     </w:rPr>
   </w:style>
-  <w:style w:type="character" w:styleId="FootnoteCharactersuser">
-    <w:name w:val="Footnote Characters (user)"/>
+  <w:style w:type="character" w:styleId="FootnoteCharacters">
+    <w:name w:val="Footnote Characters"/>
     <w:uiPriority w:val="99"/>
     <w:semiHidden/>
     <w:unhideWhenUsed/>
@@ -2534,8 +2571,8 @@
       <w:vertAlign w:val="superscript"/>
     </w:rPr>
   </w:style>
-  <w:style w:type="character" w:styleId="FootnoteCharacters">
-    <w:name w:val="Footnote Characters"/>
+  <w:style w:type="character" w:styleId="FootnoteCharactersuser">
+    <w:name w:val="Footnote Characters (user)"/>
     <w:qFormat/>
     <w:rPr>
       <w:vertAlign w:val="superscript"/>
@@ -2559,8 +2596,8 @@
       <w:szCs w:val="20"/>
     </w:rPr>
   </w:style>
-  <w:style w:type="character" w:styleId="EndnoteCharactersuser">
-    <w:name w:val="Endnote Characters (user)"/>
+  <w:style w:type="character" w:styleId="EndnoteCharacters">
+    <w:name w:val="Endnote Characters"/>
     <w:uiPriority w:val="99"/>
     <w:semiHidden/>
     <w:unhideWhenUsed/>
@@ -2569,8 +2606,8 @@
       <w:vertAlign w:val="superscript"/>
     </w:rPr>
   </w:style>
-  <w:style w:type="character" w:styleId="EndnoteCharacters">
-    <w:name w:val="Endnote Characters"/>
+  <w:style w:type="character" w:styleId="EndnoteCharactersuser">
+    <w:name w:val="Endnote Characters (user)"/>
     <w:qFormat/>
     <w:rPr>
       <w:vertAlign w:val="superscript"/>
